--- a/docx/08-ospf/08-ospf.docx
+++ b/docx/08-ospf/08-ospf.docx
@@ -750,7 +750,7 @@
               <w:pStyle w:val="Compact"/>
             </w:pPr>
             <w:r>
-              <w:t xml:space="preserve">Sé el Paquete, Fireside, Laboratorio, Crucigrama…</w:t>
+              <w:t xml:space="preserve">Sé el Router OSPF, Fireside, Laboratorio, Crucigrama…</w:t>
             </w:r>
           </w:p>
         </w:tc>
@@ -940,7 +940,7 @@
               <w:pStyle w:val="Compact"/>
             </w:pPr>
             <w:r>
-              <w:t xml:space="preserve">Configuración y uso de OSPF en un router</w:t>
+              <w:t xml:space="preserve">Se ha habilitado y configurado OSPF en un «router»</w:t>
             </w:r>
           </w:p>
         </w:tc>
@@ -975,7 +975,7 @@
               <w:pStyle w:val="Compact"/>
             </w:pPr>
             <w:r>
-              <w:t xml:space="preserve">Ruta por defecto con OSPF</w:t>
+              <w:t xml:space="preserve">Se ha establecido y propagado una ruta por defecto usando OSPF</w:t>
             </w:r>
           </w:p>
         </w:tc>
@@ -987,46 +987,35 @@
             </w:pPr>
             <w:r>
               <w:t xml:space="preserve">✅ Punto 8 + ⚡ Laboratorio (punto 9)</w:t>
-            </w:r>
-          </w:p>
-        </w:tc>
-      </w:tr>
-      <w:tr>
-        <w:tc>
-          <w:tcPr/>
-          <w:p>
-            <w:pPr>
-              <w:pStyle w:val="Compact"/>
-            </w:pPr>
-            <w:r>
-              <w:t xml:space="preserve">i)</w:t>
-            </w:r>
-          </w:p>
-        </w:tc>
-        <w:tc>
-          <w:tcPr/>
-          <w:p>
-            <w:pPr>
-              <w:pStyle w:val="Compact"/>
-            </w:pPr>
-            <w:r>
-              <w:t xml:space="preserve">Diagnóstico de incidencias en el encaminamiento</w:t>
-            </w:r>
-          </w:p>
-        </w:tc>
-        <w:tc>
-          <w:tcPr/>
-          <w:p>
-            <w:pPr>
-              <w:pStyle w:val="Compact"/>
-            </w:pPr>
-            <w:r>
-              <w:t xml:space="preserve">✅ Punto 8 + 🧠 Atrévete a pensar (punto 9)</w:t>
             </w:r>
           </w:p>
         </w:tc>
       </w:tr>
     </w:tbl>
+    <w:p>
+      <w:pPr>
+        <w:pStyle w:val="BlockText"/>
+      </w:pPr>
+      <w:r>
+        <w:t xml:space="preserve">ℹ️ El</w:t>
+      </w:r>
+      <w:r>
+        <w:t xml:space="preserve"> </w:t>
+      </w:r>
+      <w:r>
+        <w:rPr>
+          <w:b/>
+          <w:bCs/>
+        </w:rPr>
+        <w:t xml:space="preserve">diagnóstico de incidencias</w:t>
+      </w:r>
+      <w:r>
+        <w:t xml:space="preserve"> </w:t>
+      </w:r>
+      <w:r>
+        <w:t xml:space="preserve">(punto 8) es contenido oficial de la unidad, pero no tiene CE propio: el c) de diagnóstico del PAR es específico de RIP, y el i) de algunos listados es de protocolos propietarios (fuera del alcance de estos apuntes).</w:t>
+      </w:r>
+    </w:p>
     <w:p>
       <w:r>
         <w:pict>
@@ -15489,7 +15478,7 @@
         <w:pStyle w:val="Heading1"/>
       </w:pPr>
       <w:r>
-        <w:t xml:space="preserve">9 — Cierre: consolida lo aprendido</w:t>
+        <w:t xml:space="preserve">09 — Cierre: consolida lo aprendido</w:t>
       </w:r>
     </w:p>
     <w:p>
@@ -15537,7 +15526,7 @@
         <w:t xml:space="preserve"> </w:t>
       </w:r>
       <w:r>
-        <w:t xml:space="preserve">→ 9 · Cierre: consolida lo aprendido</w:t>
+        <w:t xml:space="preserve">→ 09 · Cierre: consolida lo aprendido</w:t>
       </w:r>
     </w:p>
     <w:p>
@@ -18163,7 +18152,7 @@
               <w:pStyle w:val="Compact"/>
             </w:pPr>
             <w:r>
-              <w:t xml:space="preserve">Configuración y uso de OSPF en un router</w:t>
+              <w:t xml:space="preserve">Se ha habilitado y configurado OSPF en un «router»</w:t>
             </w:r>
           </w:p>
         </w:tc>
@@ -18198,7 +18187,7 @@
               <w:pStyle w:val="Compact"/>
             </w:pPr>
             <w:r>
-              <w:t xml:space="preserve">Ruta por defecto con OSPF</w:t>
+              <w:t xml:space="preserve">Se ha establecido y propagado una ruta por defecto usando OSPF</w:t>
             </w:r>
           </w:p>
         </w:tc>
@@ -18229,42 +18218,31 @@
           </w:p>
         </w:tc>
       </w:tr>
-      <w:tr>
-        <w:tc>
-          <w:tcPr/>
-          <w:p>
-            <w:pPr>
-              <w:pStyle w:val="Compact"/>
-            </w:pPr>
-            <w:r>
-              <w:t xml:space="preserve">i)</w:t>
-            </w:r>
-          </w:p>
-        </w:tc>
-        <w:tc>
-          <w:tcPr/>
-          <w:p>
-            <w:pPr>
-              <w:pStyle w:val="Compact"/>
-            </w:pPr>
-            <w:r>
-              <w:t xml:space="preserve">Diagnóstico de incidencias en el encaminamiento</w:t>
-            </w:r>
-          </w:p>
-        </w:tc>
-        <w:tc>
-          <w:tcPr/>
-          <w:p>
-            <w:pPr>
-              <w:pStyle w:val="Compact"/>
-            </w:pPr>
-            <w:r>
-              <w:t xml:space="preserve">✅ Escalera de diagnóstico (punto 8) + ⚡ Laboratorio con fallo intencionado</w:t>
-            </w:r>
-          </w:p>
-        </w:tc>
-      </w:tr>
     </w:tbl>
+    <w:p>
+      <w:pPr>
+        <w:pStyle w:val="BlockText"/>
+      </w:pPr>
+      <w:r>
+        <w:t xml:space="preserve">ℹ️ El</w:t>
+      </w:r>
+      <w:r>
+        <w:t xml:space="preserve"> </w:t>
+      </w:r>
+      <w:r>
+        <w:rPr>
+          <w:b/>
+          <w:bCs/>
+        </w:rPr>
+        <w:t xml:space="preserve">diagnóstico de incidencias</w:t>
+      </w:r>
+      <w:r>
+        <w:t xml:space="preserve"> </w:t>
+      </w:r>
+      <w:r>
+        <w:t xml:space="preserve">(punto 8) es contenido oficial de la unidad, pero no tiene CE propio: el c) de diagnóstico del PAR es específico de RIP, y el i) de algunos listados es de protocolos propietarios (fuera del alcance de estos apuntes).</w:t>
+      </w:r>
+    </w:p>
     <w:p>
       <w:r>
         <w:pict>
@@ -18314,7 +18292,7 @@
           <w:rPr>
             <w:rStyle w:val="Hyperlink"/>
           </w:rPr>
-          <w:t xml:space="preserve">8 · Ruta por defecto y diagnóstico</w:t>
+          <w:t xml:space="preserve">08 · Ruta por defecto y diagnóstico</w:t>
         </w:r>
       </w:hyperlink>
       <w:r>
